--- a/internal_doc/05.测试设计/story/catalog数据一致性/Catalog元数据原子性改进测试设计.docx
+++ b/internal_doc/05.测试设计/story/catalog数据一致性/Catalog元数据原子性改进测试设计.docx
@@ -5019,7 +5019,16 @@
                 <w:noProof/>
                 <w:color w:val="auto"/>
               </w:rPr>
-              <w:t>错误，但之后</w:t>
+              <w:t>错误，</w:t>
+            </w:r>
+            <w:r>
+              <w:rPr>
+                <w:rFonts w:cs="Times New Roman" w:hint="eastAsia"/>
+                <w:i w:val="0"/>
+                <w:noProof/>
+                <w:color w:val="auto"/>
+              </w:rPr>
+              <w:t>但之后</w:t>
             </w:r>
             <w:r>
               <w:rPr>
@@ -5046,6 +5055,60 @@
                 <w:noProof/>
                 <w:color w:val="auto"/>
               </w:rPr>
+              <w:t>SYSCOLLECTIONS</w:t>
+            </w:r>
+            <w:r>
+              <w:rPr>
+                <w:rFonts w:cs="Times New Roman" w:hint="eastAsia"/>
+                <w:i w:val="0"/>
+                <w:noProof/>
+                <w:color w:val="auto"/>
+              </w:rPr>
+              <w:t>和</w:t>
+            </w:r>
+            <w:r>
+              <w:rPr>
+                <w:rFonts w:cs="Times New Roman" w:hint="eastAsia"/>
+                <w:i w:val="0"/>
+                <w:noProof/>
+                <w:color w:val="auto"/>
+              </w:rPr>
+              <w:t>SYSCOLLECTIONSPACES</w:t>
+            </w:r>
+            <w:r>
+              <w:rPr>
+                <w:rFonts w:cs="Times New Roman" w:hint="eastAsia"/>
+                <w:i w:val="0"/>
+                <w:noProof/>
+                <w:color w:val="auto"/>
+              </w:rPr>
+              <w:t>的内容应该一致，发生</w:t>
+            </w:r>
+            <w:r>
+              <w:rPr>
+                <w:rFonts w:cs="Times New Roman" w:hint="eastAsia"/>
+                <w:i w:val="0"/>
+                <w:noProof/>
+                <w:color w:val="auto"/>
+              </w:rPr>
+              <w:t>-252</w:t>
+            </w:r>
+            <w:r>
+              <w:rPr>
+                <w:rFonts w:cs="Times New Roman" w:hint="eastAsia"/>
+                <w:i w:val="0"/>
+                <w:noProof/>
+                <w:color w:val="auto"/>
+              </w:rPr>
+              <w:t>的</w:t>
+            </w:r>
+            <w:r>
+              <w:rPr>
+                <w:rFonts w:cs="Times New Roman" w:hint="eastAsia"/>
+                <w:i w:val="0"/>
+                <w:noProof/>
+                <w:color w:val="auto"/>
+              </w:rPr>
               <w:t>Collection</w:t>
             </w:r>
             <w:r>
@@ -5055,25 +5118,25 @@
                 <w:noProof/>
                 <w:color w:val="auto"/>
               </w:rPr>
-              <w:t>信息应该和</w:t>
-            </w:r>
-            <w:r>
-              <w:rPr>
-                <w:rFonts w:cs="Times New Roman" w:hint="eastAsia"/>
-                <w:i w:val="0"/>
-                <w:noProof/>
-                <w:color w:val="auto"/>
-              </w:rPr>
-              <w:t>DataGroup</w:t>
-            </w:r>
-            <w:r>
-              <w:rPr>
-                <w:rFonts w:cs="Times New Roman" w:hint="eastAsia"/>
-                <w:i w:val="0"/>
-                <w:noProof/>
-                <w:color w:val="auto"/>
-              </w:rPr>
-              <w:t>上的</w:t>
+              <w:t>不在</w:t>
+            </w:r>
+            <w:r>
+              <w:rPr>
+                <w:rFonts w:cs="Times New Roman" w:hint="eastAsia"/>
+                <w:i w:val="0"/>
+                <w:noProof/>
+                <w:color w:val="auto"/>
+              </w:rPr>
+              <w:t>CollectionSpace</w:t>
+            </w:r>
+            <w:r>
+              <w:rPr>
+                <w:rFonts w:cs="Times New Roman" w:hint="eastAsia"/>
+                <w:i w:val="0"/>
+                <w:noProof/>
+                <w:color w:val="auto"/>
+              </w:rPr>
+              <w:t>的</w:t>
             </w:r>
             <w:r>
               <w:rPr>
@@ -5091,7 +5154,25 @@
                 <w:noProof/>
                 <w:color w:val="auto"/>
               </w:rPr>
-              <w:t>信息一致</w:t>
+              <w:t>数组内，也不在</w:t>
+            </w:r>
+            <w:r>
+              <w:rPr>
+                <w:rFonts w:cs="Times New Roman" w:hint="eastAsia"/>
+                <w:i w:val="0"/>
+                <w:noProof/>
+                <w:color w:val="auto"/>
+              </w:rPr>
+              <w:t>SYSCOLLETIONS</w:t>
+            </w:r>
+            <w:r>
+              <w:rPr>
+                <w:rFonts w:cs="Times New Roman" w:hint="eastAsia"/>
+                <w:i w:val="0"/>
+                <w:noProof/>
+                <w:color w:val="auto"/>
+              </w:rPr>
+              <w:t>内</w:t>
             </w:r>
           </w:p>
         </w:tc>
@@ -5362,6 +5443,7 @@
                 <w:noProof/>
                 <w:color w:val="auto"/>
               </w:rPr>
+              <w:lastRenderedPageBreak/>
               <w:t>Catalog</w:t>
             </w:r>
             <w:r>
@@ -5398,6 +5480,7 @@
                 <w:noProof/>
                 <w:color w:val="auto"/>
               </w:rPr>
+              <w:lastRenderedPageBreak/>
               <w:t>可能会发生</w:t>
             </w:r>
             <w:r>
@@ -5416,7 +5499,16 @@
                 <w:noProof/>
                 <w:color w:val="auto"/>
               </w:rPr>
-              <w:t>错误，但之后</w:t>
+              <w:t>错误，</w:t>
+            </w:r>
+            <w:r>
+              <w:rPr>
+                <w:rFonts w:cs="Times New Roman" w:hint="eastAsia"/>
+                <w:i w:val="0"/>
+                <w:noProof/>
+                <w:color w:val="auto"/>
+              </w:rPr>
+              <w:t>但之后</w:t>
             </w:r>
             <w:r>
               <w:rPr>
@@ -5443,6 +5535,60 @@
                 <w:noProof/>
                 <w:color w:val="auto"/>
               </w:rPr>
+              <w:t>SYSCOLLECTIONS</w:t>
+            </w:r>
+            <w:r>
+              <w:rPr>
+                <w:rFonts w:cs="Times New Roman" w:hint="eastAsia"/>
+                <w:i w:val="0"/>
+                <w:noProof/>
+                <w:color w:val="auto"/>
+              </w:rPr>
+              <w:t>和</w:t>
+            </w:r>
+            <w:r>
+              <w:rPr>
+                <w:rFonts w:cs="Times New Roman" w:hint="eastAsia"/>
+                <w:i w:val="0"/>
+                <w:noProof/>
+                <w:color w:val="auto"/>
+              </w:rPr>
+              <w:t>SYSCOLLECTIONSPACES</w:t>
+            </w:r>
+            <w:r>
+              <w:rPr>
+                <w:rFonts w:cs="Times New Roman" w:hint="eastAsia"/>
+                <w:i w:val="0"/>
+                <w:noProof/>
+                <w:color w:val="auto"/>
+              </w:rPr>
+              <w:t>的内容应该一致，发生</w:t>
+            </w:r>
+            <w:r>
+              <w:rPr>
+                <w:rFonts w:cs="Times New Roman" w:hint="eastAsia"/>
+                <w:i w:val="0"/>
+                <w:noProof/>
+                <w:color w:val="auto"/>
+              </w:rPr>
+              <w:t>-252</w:t>
+            </w:r>
+            <w:r>
+              <w:rPr>
+                <w:rFonts w:cs="Times New Roman" w:hint="eastAsia"/>
+                <w:i w:val="0"/>
+                <w:noProof/>
+                <w:color w:val="auto"/>
+              </w:rPr>
+              <w:t>的</w:t>
+            </w:r>
+            <w:r>
+              <w:rPr>
+                <w:rFonts w:cs="Times New Roman" w:hint="eastAsia"/>
+                <w:i w:val="0"/>
+                <w:noProof/>
+                <w:color w:val="auto"/>
+              </w:rPr>
               <w:t>Collection</w:t>
             </w:r>
             <w:r>
@@ -5452,25 +5598,26 @@
                 <w:noProof/>
                 <w:color w:val="auto"/>
               </w:rPr>
-              <w:t>信息应该和</w:t>
-            </w:r>
-            <w:r>
-              <w:rPr>
-                <w:rFonts w:cs="Times New Roman" w:hint="eastAsia"/>
-                <w:i w:val="0"/>
-                <w:noProof/>
-                <w:color w:val="auto"/>
-              </w:rPr>
-              <w:t>DataGroup</w:t>
-            </w:r>
-            <w:r>
-              <w:rPr>
-                <w:rFonts w:cs="Times New Roman" w:hint="eastAsia"/>
-                <w:i w:val="0"/>
-                <w:noProof/>
-                <w:color w:val="auto"/>
-              </w:rPr>
-              <w:t>上的</w:t>
+              <w:t>不在</w:t>
+            </w:r>
+            <w:r>
+              <w:rPr>
+                <w:rFonts w:cs="Times New Roman" w:hint="eastAsia"/>
+                <w:i w:val="0"/>
+                <w:noProof/>
+                <w:color w:val="auto"/>
+              </w:rPr>
+              <w:lastRenderedPageBreak/>
+              <w:t>CollectionSpace</w:t>
+            </w:r>
+            <w:r>
+              <w:rPr>
+                <w:rFonts w:cs="Times New Roman" w:hint="eastAsia"/>
+                <w:i w:val="0"/>
+                <w:noProof/>
+                <w:color w:val="auto"/>
+              </w:rPr>
+              <w:t>的</w:t>
             </w:r>
             <w:r>
               <w:rPr>
@@ -5488,7 +5635,25 @@
                 <w:noProof/>
                 <w:color w:val="auto"/>
               </w:rPr>
-              <w:t>信息一致</w:t>
+              <w:t>数组内，也不在</w:t>
+            </w:r>
+            <w:r>
+              <w:rPr>
+                <w:rFonts w:cs="Times New Roman" w:hint="eastAsia"/>
+                <w:i w:val="0"/>
+                <w:noProof/>
+                <w:color w:val="auto"/>
+              </w:rPr>
+              <w:t>SYSCOLLETIONS</w:t>
+            </w:r>
+            <w:r>
+              <w:rPr>
+                <w:rFonts w:cs="Times New Roman" w:hint="eastAsia"/>
+                <w:i w:val="0"/>
+                <w:noProof/>
+                <w:color w:val="auto"/>
+              </w:rPr>
+              <w:t>内</w:t>
             </w:r>
           </w:p>
         </w:tc>
@@ -5517,6 +5682,7 @@
                 <w:noProof/>
                 <w:color w:val="auto"/>
               </w:rPr>
+              <w:lastRenderedPageBreak/>
               <w:t>使用</w:t>
             </w:r>
             <w:r>
@@ -5557,7 +5723,6 @@
                 <w:noProof/>
                 <w:color w:val="auto"/>
               </w:rPr>
-              <w:lastRenderedPageBreak/>
               <w:t>1.</w:t>
             </w:r>
             <w:r>
@@ -5814,34 +5979,6 @@
                 <w:noProof/>
                 <w:color w:val="auto"/>
               </w:rPr>
-              <w:lastRenderedPageBreak/>
-              <w:t>可能会发生</w:t>
-            </w:r>
-            <w:r>
-              <w:rPr>
-                <w:rFonts w:cs="Times New Roman" w:hint="eastAsia"/>
-                <w:i w:val="0"/>
-                <w:noProof/>
-                <w:color w:val="auto"/>
-              </w:rPr>
-              <w:t>-252</w:t>
-            </w:r>
-            <w:r>
-              <w:rPr>
-                <w:rFonts w:cs="Times New Roman" w:hint="eastAsia"/>
-                <w:i w:val="0"/>
-                <w:noProof/>
-                <w:color w:val="auto"/>
-              </w:rPr>
-              <w:t>错误，但之后</w:t>
-            </w:r>
-            <w:r>
-              <w:rPr>
-                <w:rFonts w:cs="Times New Roman" w:hint="eastAsia"/>
-                <w:i w:val="0"/>
-                <w:noProof/>
-                <w:color w:val="auto"/>
-              </w:rPr>
               <w:t>Catalog</w:t>
             </w:r>
             <w:r>
@@ -5860,53 +5997,34 @@
                 <w:noProof/>
                 <w:color w:val="auto"/>
               </w:rPr>
-              <w:lastRenderedPageBreak/>
-              <w:t>Collection</w:t>
-            </w:r>
-            <w:r>
-              <w:rPr>
-                <w:rFonts w:cs="Times New Roman" w:hint="eastAsia"/>
-                <w:i w:val="0"/>
-                <w:noProof/>
-                <w:color w:val="auto"/>
-              </w:rPr>
-              <w:t>信息应该和</w:t>
-            </w:r>
-            <w:r>
-              <w:rPr>
-                <w:rFonts w:cs="Times New Roman" w:hint="eastAsia"/>
-                <w:i w:val="0"/>
-                <w:noProof/>
-                <w:color w:val="auto"/>
-              </w:rPr>
-              <w:t>DataGroup</w:t>
-            </w:r>
-            <w:r>
-              <w:rPr>
-                <w:rFonts w:cs="Times New Roman" w:hint="eastAsia"/>
-                <w:i w:val="0"/>
-                <w:noProof/>
-                <w:color w:val="auto"/>
-              </w:rPr>
-              <w:t>上的</w:t>
-            </w:r>
-            <w:r>
-              <w:rPr>
-                <w:rFonts w:cs="Times New Roman" w:hint="eastAsia"/>
-                <w:i w:val="0"/>
-                <w:noProof/>
-                <w:color w:val="auto"/>
-              </w:rPr>
-              <w:t>Collection</w:t>
-            </w:r>
-            <w:r>
-              <w:rPr>
-                <w:rFonts w:cs="Times New Roman" w:hint="eastAsia"/>
-                <w:i w:val="0"/>
-                <w:noProof/>
-                <w:color w:val="auto"/>
-              </w:rPr>
-              <w:t>信息一致</w:t>
+              <w:t>SYSCOLLECTIONS</w:t>
+            </w:r>
+            <w:r>
+              <w:rPr>
+                <w:rFonts w:cs="Times New Roman" w:hint="eastAsia"/>
+                <w:i w:val="0"/>
+                <w:noProof/>
+                <w:color w:val="auto"/>
+              </w:rPr>
+              <w:t>和</w:t>
+            </w:r>
+            <w:r>
+              <w:rPr>
+                <w:rFonts w:cs="Times New Roman" w:hint="eastAsia"/>
+                <w:i w:val="0"/>
+                <w:noProof/>
+                <w:color w:val="auto"/>
+              </w:rPr>
+              <w:t>SYSCOLLECTIONSPACES</w:t>
+            </w:r>
+            <w:r>
+              <w:rPr>
+                <w:rFonts w:cs="Times New Roman" w:hint="eastAsia"/>
+                <w:i w:val="0"/>
+                <w:noProof/>
+                <w:color w:val="auto"/>
+              </w:rPr>
+              <w:t>的内容应该一致</w:t>
             </w:r>
           </w:p>
         </w:tc>
@@ -5935,7 +6053,6 @@
                 <w:noProof/>
                 <w:color w:val="auto"/>
               </w:rPr>
-              <w:lastRenderedPageBreak/>
               <w:t>使用</w:t>
             </w:r>
             <w:r>
@@ -6160,33 +6277,6 @@
                 <w:noProof/>
                 <w:color w:val="auto"/>
               </w:rPr>
-              <w:t>可能会发生</w:t>
-            </w:r>
-            <w:r>
-              <w:rPr>
-                <w:rFonts w:cs="Times New Roman" w:hint="eastAsia"/>
-                <w:i w:val="0"/>
-                <w:noProof/>
-                <w:color w:val="auto"/>
-              </w:rPr>
-              <w:t>-252</w:t>
-            </w:r>
-            <w:r>
-              <w:rPr>
-                <w:rFonts w:cs="Times New Roman" w:hint="eastAsia"/>
-                <w:i w:val="0"/>
-                <w:noProof/>
-                <w:color w:val="auto"/>
-              </w:rPr>
-              <w:t>错误，但之后</w:t>
-            </w:r>
-            <w:r>
-              <w:rPr>
-                <w:rFonts w:cs="Times New Roman" w:hint="eastAsia"/>
-                <w:i w:val="0"/>
-                <w:noProof/>
-                <w:color w:val="auto"/>
-              </w:rPr>
               <w:t>Catalog</w:t>
             </w:r>
             <w:r>
@@ -6205,52 +6295,34 @@
                 <w:noProof/>
                 <w:color w:val="auto"/>
               </w:rPr>
-              <w:t>Collection</w:t>
-            </w:r>
-            <w:r>
-              <w:rPr>
-                <w:rFonts w:cs="Times New Roman" w:hint="eastAsia"/>
-                <w:i w:val="0"/>
-                <w:noProof/>
-                <w:color w:val="auto"/>
-              </w:rPr>
-              <w:t>信息应该和</w:t>
-            </w:r>
-            <w:r>
-              <w:rPr>
-                <w:rFonts w:cs="Times New Roman" w:hint="eastAsia"/>
-                <w:i w:val="0"/>
-                <w:noProof/>
-                <w:color w:val="auto"/>
-              </w:rPr>
-              <w:t>DataGroup</w:t>
-            </w:r>
-            <w:r>
-              <w:rPr>
-                <w:rFonts w:cs="Times New Roman" w:hint="eastAsia"/>
-                <w:i w:val="0"/>
-                <w:noProof/>
-                <w:color w:val="auto"/>
-              </w:rPr>
-              <w:t>上的</w:t>
-            </w:r>
-            <w:r>
-              <w:rPr>
-                <w:rFonts w:cs="Times New Roman" w:hint="eastAsia"/>
-                <w:i w:val="0"/>
-                <w:noProof/>
-                <w:color w:val="auto"/>
-              </w:rPr>
-              <w:t>Collection</w:t>
-            </w:r>
-            <w:r>
-              <w:rPr>
-                <w:rFonts w:cs="Times New Roman" w:hint="eastAsia"/>
-                <w:i w:val="0"/>
-                <w:noProof/>
-                <w:color w:val="auto"/>
-              </w:rPr>
-              <w:t>信息一致</w:t>
+              <w:t>SYSCOLLECTIONS</w:t>
+            </w:r>
+            <w:r>
+              <w:rPr>
+                <w:rFonts w:cs="Times New Roman" w:hint="eastAsia"/>
+                <w:i w:val="0"/>
+                <w:noProof/>
+                <w:color w:val="auto"/>
+              </w:rPr>
+              <w:t>和</w:t>
+            </w:r>
+            <w:r>
+              <w:rPr>
+                <w:rFonts w:cs="Times New Roman" w:hint="eastAsia"/>
+                <w:i w:val="0"/>
+                <w:noProof/>
+                <w:color w:val="auto"/>
+              </w:rPr>
+              <w:t>SYSCOLLECTIONSPACES</w:t>
+            </w:r>
+            <w:r>
+              <w:rPr>
+                <w:rFonts w:cs="Times New Roman" w:hint="eastAsia"/>
+                <w:i w:val="0"/>
+                <w:noProof/>
+                <w:color w:val="auto"/>
+              </w:rPr>
+              <w:t>的内容应该一致</w:t>
             </w:r>
           </w:p>
         </w:tc>
@@ -6512,33 +6584,6 @@
                 <w:noProof/>
                 <w:color w:val="auto"/>
               </w:rPr>
-              <w:t>可能会发生</w:t>
-            </w:r>
-            <w:r>
-              <w:rPr>
-                <w:rFonts w:cs="Times New Roman" w:hint="eastAsia"/>
-                <w:i w:val="0"/>
-                <w:noProof/>
-                <w:color w:val="auto"/>
-              </w:rPr>
-              <w:t>-252</w:t>
-            </w:r>
-            <w:r>
-              <w:rPr>
-                <w:rFonts w:cs="Times New Roman" w:hint="eastAsia"/>
-                <w:i w:val="0"/>
-                <w:noProof/>
-                <w:color w:val="auto"/>
-              </w:rPr>
-              <w:t>错误，但之后</w:t>
-            </w:r>
-            <w:r>
-              <w:rPr>
-                <w:rFonts w:cs="Times New Roman" w:hint="eastAsia"/>
-                <w:i w:val="0"/>
-                <w:noProof/>
-                <w:color w:val="auto"/>
-              </w:rPr>
               <w:t>Catalog</w:t>
             </w:r>
             <w:r>
@@ -6557,52 +6602,34 @@
                 <w:noProof/>
                 <w:color w:val="auto"/>
               </w:rPr>
-              <w:t>Collection</w:t>
-            </w:r>
-            <w:r>
-              <w:rPr>
-                <w:rFonts w:cs="Times New Roman" w:hint="eastAsia"/>
-                <w:i w:val="0"/>
-                <w:noProof/>
-                <w:color w:val="auto"/>
-              </w:rPr>
-              <w:t>信息应该和</w:t>
-            </w:r>
-            <w:r>
-              <w:rPr>
-                <w:rFonts w:cs="Times New Roman" w:hint="eastAsia"/>
-                <w:i w:val="0"/>
-                <w:noProof/>
-                <w:color w:val="auto"/>
-              </w:rPr>
-              <w:t>DataGroup</w:t>
-            </w:r>
-            <w:r>
-              <w:rPr>
-                <w:rFonts w:cs="Times New Roman" w:hint="eastAsia"/>
-                <w:i w:val="0"/>
-                <w:noProof/>
-                <w:color w:val="auto"/>
-              </w:rPr>
-              <w:t>上的</w:t>
-            </w:r>
-            <w:r>
-              <w:rPr>
-                <w:rFonts w:cs="Times New Roman" w:hint="eastAsia"/>
-                <w:i w:val="0"/>
-                <w:noProof/>
-                <w:color w:val="auto"/>
-              </w:rPr>
-              <w:t>Collection</w:t>
-            </w:r>
-            <w:r>
-              <w:rPr>
-                <w:rFonts w:cs="Times New Roman" w:hint="eastAsia"/>
-                <w:i w:val="0"/>
-                <w:noProof/>
-                <w:color w:val="auto"/>
-              </w:rPr>
-              <w:t>信息一致</w:t>
+              <w:t>SYSCOLLECTIONS</w:t>
+            </w:r>
+            <w:r>
+              <w:rPr>
+                <w:rFonts w:cs="Times New Roman" w:hint="eastAsia"/>
+                <w:i w:val="0"/>
+                <w:noProof/>
+                <w:color w:val="auto"/>
+              </w:rPr>
+              <w:t>和</w:t>
+            </w:r>
+            <w:r>
+              <w:rPr>
+                <w:rFonts w:cs="Times New Roman" w:hint="eastAsia"/>
+                <w:i w:val="0"/>
+                <w:noProof/>
+                <w:color w:val="auto"/>
+              </w:rPr>
+              <w:t>SYSCOLLECTIONSPACES</w:t>
+            </w:r>
+            <w:r>
+              <w:rPr>
+                <w:rFonts w:cs="Times New Roman" w:hint="eastAsia"/>
+                <w:i w:val="0"/>
+                <w:noProof/>
+                <w:color w:val="auto"/>
+              </w:rPr>
+              <w:t>的内容应该一致</w:t>
             </w:r>
           </w:p>
         </w:tc>
@@ -8678,7 +8705,7 @@
               <w:rPr>
                 <w:noProof/>
               </w:rPr>
-              <w:t>2016-12-13</w:t>
+              <w:t>2016-12-21</w:t>
             </w:r>
           </w:fldSimple>
         </w:p>
@@ -15044,6 +15071,21 @@
 </file>
 
 <file path=customXml/item1.xml><?xml version="1.0" encoding="utf-8"?>
+<p:properties xmlns:p="http://schemas.microsoft.com/office/2006/metadata/properties" xmlns:xsi="http://www.w3.org/2001/XMLSchema-instance">
+  <documentManagement/>
+</p:properties>
+</file>
+
+<file path=customXml/item2.xml><?xml version="1.0" encoding="utf-8"?>
+<?mso-contentType ?>
+<FormTemplates xmlns="http://schemas.microsoft.com/sharepoint/v3/contenttype/forms">
+  <Display>DocumentLibraryForm</Display>
+  <Edit>DocumentLibraryForm</Edit>
+  <New>DocumentLibraryForm</New>
+</FormTemplates>
+</file>
+
+<file path=customXml/item3.xml><?xml version="1.0" encoding="utf-8"?>
 <ct:contentTypeSchema xmlns:ct="http://schemas.microsoft.com/office/2006/metadata/contentType" xmlns:ma="http://schemas.microsoft.com/office/2006/metadata/properties/metaAttributes" ct:_="" ma:_="" ma:contentTypeName="Document" ma:contentTypeID="0x010100C9D738FE56F9DD4F818CEE0622FC80C0" ma:contentTypeVersion="0" ma:contentTypeDescription="Create a new document." ma:contentTypeScope="" ma:versionID="c733d375e9f13075cc482d188b8bae2c">
   <xsd:schema xmlns:xsd="http://www.w3.org/2001/XMLSchema" xmlns:p="http://schemas.microsoft.com/office/2006/metadata/properties" targetNamespace="http://schemas.microsoft.com/office/2006/metadata/properties" ma:root="true" ma:fieldsID="4aeb20c0e3442673af7ee10786458764">
     <xsd:element name="properties">
@@ -15092,26 +15134,27 @@
 </ct:contentTypeSchema>
 </file>
 
-<file path=customXml/item2.xml><?xml version="1.0" encoding="utf-8"?>
-<?mso-contentType ?>
-<FormTemplates xmlns="http://schemas.microsoft.com/sharepoint/v3/contenttype/forms">
-  <Display>DocumentLibraryForm</Display>
-  <Edit>DocumentLibraryForm</Edit>
-  <New>DocumentLibraryForm</New>
-</FormTemplates>
-</file>
-
-<file path=customXml/item3.xml><?xml version="1.0" encoding="utf-8"?>
-<p:properties xmlns:p="http://schemas.microsoft.com/office/2006/metadata/properties" xmlns:xsi="http://www.w3.org/2001/XMLSchema-instance">
-  <documentManagement/>
-</p:properties>
-</file>
-
 <file path=customXml/item4.xml><?xml version="1.0" encoding="utf-8"?>
 <b:Sources xmlns:b="http://schemas.openxmlformats.org/officeDocument/2006/bibliography" xmlns="http://schemas.openxmlformats.org/officeDocument/2006/bibliography" SelectedStyle="\APA.XSL" StyleName="APA"/>
 </file>
 
 <file path=customXml/itemProps1.xml><?xml version="1.0" encoding="utf-8"?>
+<ds:datastoreItem xmlns:ds="http://schemas.openxmlformats.org/officeDocument/2006/customXml" ds:itemID="{283A67FA-FB68-40D1-A1FD-BD4AEE599422}">
+  <ds:schemaRefs>
+    <ds:schemaRef ds:uri="http://schemas.microsoft.com/office/2006/metadata/properties"/>
+  </ds:schemaRefs>
+</ds:datastoreItem>
+</file>
+
+<file path=customXml/itemProps2.xml><?xml version="1.0" encoding="utf-8"?>
+<ds:datastoreItem xmlns:ds="http://schemas.openxmlformats.org/officeDocument/2006/customXml" ds:itemID="{9C2CE626-7193-49AD-BC45-D7AF4DFA65A4}">
+  <ds:schemaRefs>
+    <ds:schemaRef ds:uri="http://schemas.microsoft.com/sharepoint/v3/contenttype/forms"/>
+  </ds:schemaRefs>
+</ds:datastoreItem>
+</file>
+
+<file path=customXml/itemProps3.xml><?xml version="1.0" encoding="utf-8"?>
 <ds:datastoreItem xmlns:ds="http://schemas.openxmlformats.org/officeDocument/2006/customXml" ds:itemID="{94CFB702-9C76-4C98-BCB1-FF31686087A1}">
   <ds:schemaRefs>
     <ds:schemaRef ds:uri="http://schemas.microsoft.com/office/2006/metadata/contentType"/>
@@ -15126,22 +15169,6 @@
 </ds:datastoreItem>
 </file>
 
-<file path=customXml/itemProps2.xml><?xml version="1.0" encoding="utf-8"?>
-<ds:datastoreItem xmlns:ds="http://schemas.openxmlformats.org/officeDocument/2006/customXml" ds:itemID="{9C2CE626-7193-49AD-BC45-D7AF4DFA65A4}">
-  <ds:schemaRefs>
-    <ds:schemaRef ds:uri="http://schemas.microsoft.com/sharepoint/v3/contenttype/forms"/>
-  </ds:schemaRefs>
-</ds:datastoreItem>
-</file>
-
-<file path=customXml/itemProps3.xml><?xml version="1.0" encoding="utf-8"?>
-<ds:datastoreItem xmlns:ds="http://schemas.openxmlformats.org/officeDocument/2006/customXml" ds:itemID="{283A67FA-FB68-40D1-A1FD-BD4AEE599422}">
-  <ds:schemaRefs>
-    <ds:schemaRef ds:uri="http://schemas.microsoft.com/office/2006/metadata/properties"/>
-  </ds:schemaRefs>
-</ds:datastoreItem>
-</file>
-
 <file path=customXml/itemProps4.xml><?xml version="1.0" encoding="utf-8"?>
 <ds:datastoreItem xmlns:ds="http://schemas.openxmlformats.org/officeDocument/2006/customXml" ds:itemID="{E6FFBB88-2D8B-49B9-A9A9-DA4D88C69B8C}">
   <ds:schemaRefs>
